--- a/RDT Work Experience Presentation Notes.docx
+++ b/RDT Work Experience Presentation Notes.docx
@@ -21,7 +21,318 @@
         <w:t>Presentation Notes</w:t>
       </w:r>
     </w:p>
+    <w:p>
+      <w:pPr>
+        <w:pStyle w:val="Heading2"/>
+      </w:pPr>
+      <w:r>
+        <w:t>Instructions:</w:t>
+      </w:r>
+    </w:p>
+    <w:p>
+      <w:pPr>
+        <w:pStyle w:val="Heading3"/>
+      </w:pPr>
+      <w:r>
+        <w:t>Success Criteria</w:t>
+      </w:r>
+    </w:p>
+    <w:p>
+      <w:pPr>
+        <w:pStyle w:val="ListParagraph"/>
+        <w:numPr>
+          <w:ilvl w:val="0"/>
+          <w:numId w:val="1"/>
+        </w:numPr>
+      </w:pPr>
+      <w:r>
+        <w:t xml:space="preserve">&lt;li&gt;I finished the Spells </w:t>
+      </w:r>
+      <w:proofErr w:type="gramStart"/>
+      <w:r>
+        <w:t>page.&lt;</w:t>
+      </w:r>
+      <w:proofErr w:type="gramEnd"/>
+      <w:r>
+        <w:t>/li&gt;</w:t>
+      </w:r>
+      <w:r>
+        <w:rPr>
+          <w:rFonts w:ascii="Segoe UI Emoji" w:hAnsi="Segoe UI Emoji" w:cs="Segoe UI Emoji"/>
+        </w:rPr>
+        <w:t>✅</w:t>
+      </w:r>
+    </w:p>
+    <w:p>
+      <w:pPr>
+        <w:pStyle w:val="ListParagraph"/>
+        <w:numPr>
+          <w:ilvl w:val="0"/>
+          <w:numId w:val="1"/>
+        </w:numPr>
+      </w:pPr>
+      <w:r>
+        <w:t xml:space="preserve">&lt;li&gt;I created the missing model and API flow for </w:t>
+      </w:r>
+      <w:proofErr w:type="gramStart"/>
+      <w:r>
+        <w:t>spells.&lt;</w:t>
+      </w:r>
+      <w:proofErr w:type="gramEnd"/>
+      <w:r>
+        <w:t>/li&gt;</w:t>
+      </w:r>
+      <w:r>
+        <w:rPr>
+          <w:rFonts w:ascii="Segoe UI Emoji" w:hAnsi="Segoe UI Emoji" w:cs="Segoe UI Emoji"/>
+        </w:rPr>
+        <w:t>✅</w:t>
+      </w:r>
+    </w:p>
+    <w:p>
+      <w:pPr>
+        <w:pStyle w:val="ListParagraph"/>
+        <w:numPr>
+          <w:ilvl w:val="0"/>
+          <w:numId w:val="1"/>
+        </w:numPr>
+      </w:pPr>
+      <w:r>
+        <w:t xml:space="preserve">&lt;li&gt;I showed information about the spells in a clear </w:t>
+      </w:r>
+      <w:proofErr w:type="gramStart"/>
+      <w:r>
+        <w:t>way.&lt;</w:t>
+      </w:r>
+      <w:proofErr w:type="gramEnd"/>
+      <w:r>
+        <w:t>/li&gt;</w:t>
+      </w:r>
+      <w:r>
+        <w:rPr>
+          <w:rFonts w:ascii="Segoe UI Emoji" w:hAnsi="Segoe UI Emoji" w:cs="Segoe UI Emoji"/>
+        </w:rPr>
+        <w:t>✅</w:t>
+      </w:r>
+    </w:p>
+    <w:p>
+      <w:pPr>
+        <w:pStyle w:val="ListParagraph"/>
+        <w:numPr>
+          <w:ilvl w:val="0"/>
+          <w:numId w:val="1"/>
+        </w:numPr>
+      </w:pPr>
+      <w:r>
+        <w:t xml:space="preserve">&lt;li&gt;I improved how a user can explore the spell data, for example with search, filtering, grouping, or helpful </w:t>
+      </w:r>
+      <w:proofErr w:type="gramStart"/>
+      <w:r>
+        <w:t>messages.&lt;</w:t>
+      </w:r>
+      <w:proofErr w:type="gramEnd"/>
+      <w:r>
+        <w:t>/li&gt;</w:t>
+      </w:r>
+      <w:r>
+        <w:rPr>
+          <w:rFonts w:ascii="Segoe UI Emoji" w:hAnsi="Segoe UI Emoji" w:cs="Segoe UI Emoji"/>
+        </w:rPr>
+        <w:t>✅</w:t>
+      </w:r>
+    </w:p>
+    <w:p>
+      <w:pPr>
+        <w:pStyle w:val="ListParagraph"/>
+      </w:pPr>
+      <w:r>
+        <w:rPr>
+          <w:rFonts w:ascii="Segoe UI Emoji" w:hAnsi="Segoe UI Emoji" w:cs="Segoe UI Emoji"/>
+        </w:rPr>
+        <w:t>Can show program running as intended here</w:t>
+      </w:r>
+    </w:p>
+    <w:p>
+      <w:pPr>
+        <w:pStyle w:val="ListParagraph"/>
+        <w:numPr>
+          <w:ilvl w:val="0"/>
+          <w:numId w:val="1"/>
+        </w:numPr>
+      </w:pPr>
+      <w:r>
+        <w:t xml:space="preserve">&lt;li&gt;I can explain how the data moves from the API to the </w:t>
+      </w:r>
+      <w:proofErr w:type="gramStart"/>
+      <w:r>
+        <w:t>page.&lt;</w:t>
+      </w:r>
+      <w:proofErr w:type="gramEnd"/>
+      <w:r>
+        <w:t>/li&gt;</w:t>
+      </w:r>
+    </w:p>
+    <w:p>
+      <w:pPr>
+        <w:pStyle w:val="ListParagraph"/>
+      </w:pPr>
+      <w:r>
+        <w:t>DO TMR</w:t>
+      </w:r>
+    </w:p>
+    <w:p>
+      <w:pPr>
+        <w:pStyle w:val="Heading3"/>
+      </w:pPr>
+      <w:r>
+        <w:t>What to show on Friday</w:t>
+      </w:r>
+    </w:p>
+    <w:p>
+      <w:r>
+        <w:t xml:space="preserve">    &lt;li&gt;Which endpoint you chose&lt;/li&gt;</w:t>
+      </w:r>
+    </w:p>
+    <w:p>
+      <w:r>
+        <w:t>Explain how spells used a simple endpoint and characters used a customisable toggling one</w:t>
+      </w:r>
+    </w:p>
+    <w:p>
+      <w:r>
+        <w:t xml:space="preserve">    &lt;li&gt;Which files you changed&lt;/li&gt;</w:t>
+      </w:r>
+    </w:p>
+    <w:p>
+      <w:r>
+        <w:t>DO TMR</w:t>
+      </w:r>
+    </w:p>
+    <w:p>
+      <w:r>
+        <w:t xml:space="preserve">    &lt;li&gt;How the data moves through the app&lt;/li&gt;</w:t>
+      </w:r>
+    </w:p>
+    <w:p>
+      <w:r>
+        <w:t>DO TMR</w:t>
+      </w:r>
+    </w:p>
+    <w:p>
+      <w:r>
+        <w:t xml:space="preserve">    &lt;li&gt;What you added or improved&lt;/li&gt;</w:t>
+      </w:r>
+    </w:p>
+    <w:p>
+      <w:r>
+        <w:t>Show both character pages. Both can get students, staff and the houses. One uses new endpoints and the other, through filtering existing information.</w:t>
+      </w:r>
+    </w:p>
+    <w:p>
+      <w:r>
+        <w:t xml:space="preserve"> Explain both filtering systems and how they work. Explain that Ollie’s is better at retrieving new information so would be more suitable for other API usages.</w:t>
+      </w:r>
+    </w:p>
+    <w:p>
+      <w:r>
+        <w:t xml:space="preserve"> Explain that Jake’s regurgitates existing information pulled from the API but as Harry Potter character information is unlikely to change, it would be more relevant to use, as it doesn’t require data to be pulled from the API for each change. (</w:t>
+      </w:r>
+      <w:proofErr w:type="spellStart"/>
+      <w:r>
+        <w:t>Lowk</w:t>
+      </w:r>
+      <w:proofErr w:type="spellEnd"/>
+      <w:r>
+        <w:t xml:space="preserve"> mine might be slower </w:t>
+      </w:r>
+      <w:proofErr w:type="spellStart"/>
+      <w:r>
+        <w:t>tho</w:t>
+      </w:r>
+      <w:proofErr w:type="spellEnd"/>
+      <w:r>
+        <w:t xml:space="preserve"> we’ll see)</w:t>
+      </w:r>
+    </w:p>
+    <w:p>
+      <w:pPr>
+        <w:pStyle w:val="Heading3"/>
+      </w:pPr>
+      <w:r>
+        <w:t>To do</w:t>
+      </w:r>
+    </w:p>
+    <w:p>
+      <w:pPr>
+        <w:pStyle w:val="ListParagraph"/>
+        <w:numPr>
+          <w:ilvl w:val="0"/>
+          <w:numId w:val="2"/>
+        </w:numPr>
+      </w:pPr>
+      <w:r>
+        <w:t>&lt;li&gt;Which files you changed&lt;/li&gt;</w:t>
+      </w:r>
+    </w:p>
+    <w:p>
+      <w:pPr>
+        <w:pStyle w:val="ListParagraph"/>
+        <w:numPr>
+          <w:ilvl w:val="0"/>
+          <w:numId w:val="2"/>
+        </w:numPr>
+      </w:pPr>
+      <w:r>
+        <w:t>&lt;li&gt;How the data moves through the app&lt;/li&gt;</w:t>
+      </w:r>
+    </w:p>
+    <w:p>
+      <w:pPr>
+        <w:pStyle w:val="ListParagraph"/>
+        <w:numPr>
+          <w:ilvl w:val="0"/>
+          <w:numId w:val="2"/>
+        </w:numPr>
+      </w:pPr>
+      <w:r>
+        <w:lastRenderedPageBreak/>
+        <w:t xml:space="preserve">&lt;li&gt;I can explain how the data moves from the API to the </w:t>
+      </w:r>
+      <w:proofErr w:type="gramStart"/>
+      <w:r>
+        <w:t>page.&lt;</w:t>
+      </w:r>
+      <w:proofErr w:type="gramEnd"/>
+      <w:r>
+        <w:t>/li&gt;</w:t>
+      </w:r>
+    </w:p>
+    <w:p>
+      <w:r>
+        <w:t xml:space="preserve">2 and 3 are basically the same. Make sure we are confident in where the data is going to/from. We will trace the data through. Can draw basic diagram like </w:t>
+      </w:r>
+      <w:proofErr w:type="spellStart"/>
+      <w:r>
+        <w:t>piratesoftware</w:t>
+      </w:r>
+      <w:proofErr w:type="spellEnd"/>
+      <w:r>
+        <w:t xml:space="preserve"> stuff</w:t>
+      </w:r>
+    </w:p>
+    <w:p>
+      <w:r>
+        <w:t>1 would hopefully just be a running list we can take as we trace through the data. We can just show it off as a list of files</w:t>
+      </w:r>
+    </w:p>
     <w:p/>
+    <w:p/>
+    <w:p/>
+    <w:p>
+      <w:pPr>
+        <w:pStyle w:val="Heading1"/>
+      </w:pPr>
+    </w:p>
     <w:sectPr>
       <w:pgSz w:w="11906" w:h="16838"/>
       <w:pgMar w:top="1440" w:right="1440" w:bottom="1440" w:left="1440" w:header="708" w:footer="708" w:gutter="0"/>
@@ -30,6 +341,400 @@
     </w:sectPr>
   </w:body>
 </w:document>
+</file>
+
+<file path=word/numbering.xml><?xml version="1.0" encoding="utf-8"?>
+<w:numbering xmlns:wpc="http://schemas.microsoft.com/office/word/2010/wordprocessingCanvas" xmlns:cx="http://schemas.microsoft.com/office/drawing/2014/chartex" xmlns:cx1="http://schemas.microsoft.com/office/drawing/2015/9/8/chartex" xmlns:cx2="http://schemas.microsoft.com/office/drawing/2015/10/21/chartex" xmlns:cx3="http://schemas.microsoft.com/office/drawing/2016/5/9/chartex" xmlns:cx4="http://schemas.microsoft.com/office/drawing/2016/5/10/chartex" xmlns:cx5="http://schemas.microsoft.com/office/drawing/2016/5/11/chartex" xmlns:cx6="http://schemas.microsoft.com/office/drawing/2016/5/12/chartex" xmlns:cx7="http://schemas.microsoft.com/office/drawing/2016/5/13/chartex" xmlns:cx8="http://schemas.microsoft.com/office/drawing/2016/5/14/chartex" xmlns:mc="http://schemas.openxmlformats.org/markup-compatibility/2006" xmlns:aink="http://schemas.microsoft.com/office/drawing/2016/ink" xmlns:am3d="http://schemas.microsoft.com/office/drawing/2017/model3d" xmlns:o="urn:schemas-microsoft-com:office:office" xmlns:oel="http://schemas.microsoft.com/office/2019/extlst" xmlns:r="http://schemas.openxmlformats.org/officeDocument/2006/relationships" xmlns:m="http://schemas.openxmlformats.org/officeDocument/2006/math" xmlns:v="urn:schemas-microsoft-com:vml" xmlns:wp14="http://schemas.microsoft.com/office/word/2010/wordprocessingDrawing" xmlns:wp="http://schemas.openxmlformats.org/drawingml/2006/wordprocessingDrawing" xmlns:w10="urn:schemas-microsoft-com:office:word" xmlns:w="http://schemas.openxmlformats.org/wordprocessingml/2006/main" xmlns:w14="http://schemas.microsoft.com/office/word/2010/wordml" xmlns:w15="http://schemas.microsoft.com/office/word/2012/wordml" xmlns:w16cex="http://schemas.microsoft.com/office/word/2018/wordml/cex" xmlns:w16cid="http://schemas.microsoft.com/office/word/2016/wordml/cid" xmlns:w16="http://schemas.microsoft.com/office/word/2018/wordml" xmlns:w16du="http://schemas.microsoft.com/office/word/2023/wordml/word16du" xmlns:w16sdtdh="http://schemas.microsoft.com/office/word/2020/wordml/sdtdatahash" xmlns:w16sdtfl="http://schemas.microsoft.com/office/word/2024/wordml/sdtformatlock" xmlns:w16se="http://schemas.microsoft.com/office/word/2015/wordml/symex" xmlns:wpg="http://schemas.microsoft.com/office/word/2010/wordprocessingGroup" xmlns:wpi="http://schemas.microsoft.com/office/word/2010/wordprocessingInk" xmlns:wne="http://schemas.microsoft.com/office/word/2006/wordml" xmlns:wps="http://schemas.microsoft.com/office/word/2010/wordprocessingShape" mc:Ignorable="w14 w15 w16se w16cid w16 w16cex w16sdtdh w16sdtfl w16du wp14">
+  <w:abstractNum w:abstractNumId="0" w15:restartNumberingAfterBreak="0">
+    <w:nsid w:val="186C18E4"/>
+    <w:multiLevelType w:val="hybridMultilevel"/>
+    <w:tmpl w:val="F91AEF04"/>
+    <w:lvl w:ilvl="0" w:tplc="0809000F">
+      <w:start w:val="1"/>
+      <w:numFmt w:val="decimal"/>
+      <w:lvlText w:val="%1."/>
+      <w:lvlJc w:val="left"/>
+      <w:pPr>
+        <w:ind w:left="720" w:hanging="360"/>
+      </w:pPr>
+      <w:rPr>
+        <w:rFonts w:hint="default"/>
+      </w:rPr>
+    </w:lvl>
+    <w:lvl w:ilvl="1" w:tplc="08090019" w:tentative="1">
+      <w:start w:val="1"/>
+      <w:numFmt w:val="lowerLetter"/>
+      <w:lvlText w:val="%2."/>
+      <w:lvlJc w:val="left"/>
+      <w:pPr>
+        <w:ind w:left="1440" w:hanging="360"/>
+      </w:pPr>
+    </w:lvl>
+    <w:lvl w:ilvl="2" w:tplc="0809001B" w:tentative="1">
+      <w:start w:val="1"/>
+      <w:numFmt w:val="lowerRoman"/>
+      <w:lvlText w:val="%3."/>
+      <w:lvlJc w:val="right"/>
+      <w:pPr>
+        <w:ind w:left="2160" w:hanging="180"/>
+      </w:pPr>
+    </w:lvl>
+    <w:lvl w:ilvl="3" w:tplc="0809000F" w:tentative="1">
+      <w:start w:val="1"/>
+      <w:numFmt w:val="decimal"/>
+      <w:lvlText w:val="%4."/>
+      <w:lvlJc w:val="left"/>
+      <w:pPr>
+        <w:ind w:left="2880" w:hanging="360"/>
+      </w:pPr>
+    </w:lvl>
+    <w:lvl w:ilvl="4" w:tplc="08090019" w:tentative="1">
+      <w:start w:val="1"/>
+      <w:numFmt w:val="lowerLetter"/>
+      <w:lvlText w:val="%5."/>
+      <w:lvlJc w:val="left"/>
+      <w:pPr>
+        <w:ind w:left="3600" w:hanging="360"/>
+      </w:pPr>
+    </w:lvl>
+    <w:lvl w:ilvl="5" w:tplc="0809001B" w:tentative="1">
+      <w:start w:val="1"/>
+      <w:numFmt w:val="lowerRoman"/>
+      <w:lvlText w:val="%6."/>
+      <w:lvlJc w:val="right"/>
+      <w:pPr>
+        <w:ind w:left="4320" w:hanging="180"/>
+      </w:pPr>
+    </w:lvl>
+    <w:lvl w:ilvl="6" w:tplc="0809000F" w:tentative="1">
+      <w:start w:val="1"/>
+      <w:numFmt w:val="decimal"/>
+      <w:lvlText w:val="%7."/>
+      <w:lvlJc w:val="left"/>
+      <w:pPr>
+        <w:ind w:left="5040" w:hanging="360"/>
+      </w:pPr>
+    </w:lvl>
+    <w:lvl w:ilvl="7" w:tplc="08090019" w:tentative="1">
+      <w:start w:val="1"/>
+      <w:numFmt w:val="lowerLetter"/>
+      <w:lvlText w:val="%8."/>
+      <w:lvlJc w:val="left"/>
+      <w:pPr>
+        <w:ind w:left="5760" w:hanging="360"/>
+      </w:pPr>
+    </w:lvl>
+    <w:lvl w:ilvl="8" w:tplc="0809001B" w:tentative="1">
+      <w:start w:val="1"/>
+      <w:numFmt w:val="lowerRoman"/>
+      <w:lvlText w:val="%9."/>
+      <w:lvlJc w:val="right"/>
+      <w:pPr>
+        <w:ind w:left="6480" w:hanging="180"/>
+      </w:pPr>
+    </w:lvl>
+  </w:abstractNum>
+  <w:abstractNum w:abstractNumId="1" w15:restartNumberingAfterBreak="0">
+    <w:nsid w:val="3F125CE0"/>
+    <w:multiLevelType w:val="hybridMultilevel"/>
+    <w:tmpl w:val="7BA88112"/>
+    <w:lvl w:ilvl="0" w:tplc="08090001">
+      <w:start w:val="1"/>
+      <w:numFmt w:val="bullet"/>
+      <w:lvlText w:val=""/>
+      <w:lvlJc w:val="left"/>
+      <w:pPr>
+        <w:ind w:left="720" w:hanging="360"/>
+      </w:pPr>
+      <w:rPr>
+        <w:rFonts w:ascii="Symbol" w:hAnsi="Symbol" w:hint="default"/>
+      </w:rPr>
+    </w:lvl>
+    <w:lvl w:ilvl="1" w:tplc="08090003" w:tentative="1">
+      <w:start w:val="1"/>
+      <w:numFmt w:val="bullet"/>
+      <w:lvlText w:val="o"/>
+      <w:lvlJc w:val="left"/>
+      <w:pPr>
+        <w:ind w:left="1440" w:hanging="360"/>
+      </w:pPr>
+      <w:rPr>
+        <w:rFonts w:ascii="Courier New" w:hAnsi="Courier New" w:cs="Courier New" w:hint="default"/>
+      </w:rPr>
+    </w:lvl>
+    <w:lvl w:ilvl="2" w:tplc="08090005" w:tentative="1">
+      <w:start w:val="1"/>
+      <w:numFmt w:val="bullet"/>
+      <w:lvlText w:val=""/>
+      <w:lvlJc w:val="left"/>
+      <w:pPr>
+        <w:ind w:left="2160" w:hanging="360"/>
+      </w:pPr>
+      <w:rPr>
+        <w:rFonts w:ascii="Wingdings" w:hAnsi="Wingdings" w:hint="default"/>
+      </w:rPr>
+    </w:lvl>
+    <w:lvl w:ilvl="3" w:tplc="08090001" w:tentative="1">
+      <w:start w:val="1"/>
+      <w:numFmt w:val="bullet"/>
+      <w:lvlText w:val=""/>
+      <w:lvlJc w:val="left"/>
+      <w:pPr>
+        <w:ind w:left="2880" w:hanging="360"/>
+      </w:pPr>
+      <w:rPr>
+        <w:rFonts w:ascii="Symbol" w:hAnsi="Symbol" w:hint="default"/>
+      </w:rPr>
+    </w:lvl>
+    <w:lvl w:ilvl="4" w:tplc="08090003" w:tentative="1">
+      <w:start w:val="1"/>
+      <w:numFmt w:val="bullet"/>
+      <w:lvlText w:val="o"/>
+      <w:lvlJc w:val="left"/>
+      <w:pPr>
+        <w:ind w:left="3600" w:hanging="360"/>
+      </w:pPr>
+      <w:rPr>
+        <w:rFonts w:ascii="Courier New" w:hAnsi="Courier New" w:cs="Courier New" w:hint="default"/>
+      </w:rPr>
+    </w:lvl>
+    <w:lvl w:ilvl="5" w:tplc="08090005" w:tentative="1">
+      <w:start w:val="1"/>
+      <w:numFmt w:val="bullet"/>
+      <w:lvlText w:val=""/>
+      <w:lvlJc w:val="left"/>
+      <w:pPr>
+        <w:ind w:left="4320" w:hanging="360"/>
+      </w:pPr>
+      <w:rPr>
+        <w:rFonts w:ascii="Wingdings" w:hAnsi="Wingdings" w:hint="default"/>
+      </w:rPr>
+    </w:lvl>
+    <w:lvl w:ilvl="6" w:tplc="08090001" w:tentative="1">
+      <w:start w:val="1"/>
+      <w:numFmt w:val="bullet"/>
+      <w:lvlText w:val=""/>
+      <w:lvlJc w:val="left"/>
+      <w:pPr>
+        <w:ind w:left="5040" w:hanging="360"/>
+      </w:pPr>
+      <w:rPr>
+        <w:rFonts w:ascii="Symbol" w:hAnsi="Symbol" w:hint="default"/>
+      </w:rPr>
+    </w:lvl>
+    <w:lvl w:ilvl="7" w:tplc="08090003" w:tentative="1">
+      <w:start w:val="1"/>
+      <w:numFmt w:val="bullet"/>
+      <w:lvlText w:val="o"/>
+      <w:lvlJc w:val="left"/>
+      <w:pPr>
+        <w:ind w:left="5760" w:hanging="360"/>
+      </w:pPr>
+      <w:rPr>
+        <w:rFonts w:ascii="Courier New" w:hAnsi="Courier New" w:cs="Courier New" w:hint="default"/>
+      </w:rPr>
+    </w:lvl>
+    <w:lvl w:ilvl="8" w:tplc="08090005" w:tentative="1">
+      <w:start w:val="1"/>
+      <w:numFmt w:val="bullet"/>
+      <w:lvlText w:val=""/>
+      <w:lvlJc w:val="left"/>
+      <w:pPr>
+        <w:ind w:left="6480" w:hanging="360"/>
+      </w:pPr>
+      <w:rPr>
+        <w:rFonts w:ascii="Wingdings" w:hAnsi="Wingdings" w:hint="default"/>
+      </w:rPr>
+    </w:lvl>
+  </w:abstractNum>
+  <w:abstractNum w:abstractNumId="2" w15:restartNumberingAfterBreak="0">
+    <w:nsid w:val="522401A5"/>
+    <w:multiLevelType w:val="hybridMultilevel"/>
+    <w:tmpl w:val="D728CBDE"/>
+    <w:lvl w:ilvl="0" w:tplc="0809000F">
+      <w:start w:val="1"/>
+      <w:numFmt w:val="decimal"/>
+      <w:lvlText w:val="%1."/>
+      <w:lvlJc w:val="left"/>
+      <w:pPr>
+        <w:ind w:left="720" w:hanging="360"/>
+      </w:pPr>
+      <w:rPr>
+        <w:rFonts w:hint="default"/>
+      </w:rPr>
+    </w:lvl>
+    <w:lvl w:ilvl="1" w:tplc="08090019" w:tentative="1">
+      <w:start w:val="1"/>
+      <w:numFmt w:val="lowerLetter"/>
+      <w:lvlText w:val="%2."/>
+      <w:lvlJc w:val="left"/>
+      <w:pPr>
+        <w:ind w:left="1440" w:hanging="360"/>
+      </w:pPr>
+    </w:lvl>
+    <w:lvl w:ilvl="2" w:tplc="0809001B" w:tentative="1">
+      <w:start w:val="1"/>
+      <w:numFmt w:val="lowerRoman"/>
+      <w:lvlText w:val="%3."/>
+      <w:lvlJc w:val="right"/>
+      <w:pPr>
+        <w:ind w:left="2160" w:hanging="180"/>
+      </w:pPr>
+    </w:lvl>
+    <w:lvl w:ilvl="3" w:tplc="0809000F" w:tentative="1">
+      <w:start w:val="1"/>
+      <w:numFmt w:val="decimal"/>
+      <w:lvlText w:val="%4."/>
+      <w:lvlJc w:val="left"/>
+      <w:pPr>
+        <w:ind w:left="2880" w:hanging="360"/>
+      </w:pPr>
+    </w:lvl>
+    <w:lvl w:ilvl="4" w:tplc="08090019" w:tentative="1">
+      <w:start w:val="1"/>
+      <w:numFmt w:val="lowerLetter"/>
+      <w:lvlText w:val="%5."/>
+      <w:lvlJc w:val="left"/>
+      <w:pPr>
+        <w:ind w:left="3600" w:hanging="360"/>
+      </w:pPr>
+    </w:lvl>
+    <w:lvl w:ilvl="5" w:tplc="0809001B" w:tentative="1">
+      <w:start w:val="1"/>
+      <w:numFmt w:val="lowerRoman"/>
+      <w:lvlText w:val="%6."/>
+      <w:lvlJc w:val="right"/>
+      <w:pPr>
+        <w:ind w:left="4320" w:hanging="180"/>
+      </w:pPr>
+    </w:lvl>
+    <w:lvl w:ilvl="6" w:tplc="0809000F" w:tentative="1">
+      <w:start w:val="1"/>
+      <w:numFmt w:val="decimal"/>
+      <w:lvlText w:val="%7."/>
+      <w:lvlJc w:val="left"/>
+      <w:pPr>
+        <w:ind w:left="5040" w:hanging="360"/>
+      </w:pPr>
+    </w:lvl>
+    <w:lvl w:ilvl="7" w:tplc="08090019" w:tentative="1">
+      <w:start w:val="1"/>
+      <w:numFmt w:val="lowerLetter"/>
+      <w:lvlText w:val="%8."/>
+      <w:lvlJc w:val="left"/>
+      <w:pPr>
+        <w:ind w:left="5760" w:hanging="360"/>
+      </w:pPr>
+    </w:lvl>
+    <w:lvl w:ilvl="8" w:tplc="0809001B" w:tentative="1">
+      <w:start w:val="1"/>
+      <w:numFmt w:val="lowerRoman"/>
+      <w:lvlText w:val="%9."/>
+      <w:lvlJc w:val="right"/>
+      <w:pPr>
+        <w:ind w:left="6480" w:hanging="180"/>
+      </w:pPr>
+    </w:lvl>
+  </w:abstractNum>
+  <w:abstractNum w:abstractNumId="3" w15:restartNumberingAfterBreak="0">
+    <w:nsid w:val="5655375D"/>
+    <w:multiLevelType w:val="hybridMultilevel"/>
+    <w:tmpl w:val="595460AC"/>
+    <w:lvl w:ilvl="0" w:tplc="0809000F">
+      <w:start w:val="1"/>
+      <w:numFmt w:val="decimal"/>
+      <w:lvlText w:val="%1."/>
+      <w:lvlJc w:val="left"/>
+      <w:pPr>
+        <w:ind w:left="720" w:hanging="360"/>
+      </w:pPr>
+    </w:lvl>
+    <w:lvl w:ilvl="1" w:tplc="08090019" w:tentative="1">
+      <w:start w:val="1"/>
+      <w:numFmt w:val="lowerLetter"/>
+      <w:lvlText w:val="%2."/>
+      <w:lvlJc w:val="left"/>
+      <w:pPr>
+        <w:ind w:left="1440" w:hanging="360"/>
+      </w:pPr>
+    </w:lvl>
+    <w:lvl w:ilvl="2" w:tplc="0809001B" w:tentative="1">
+      <w:start w:val="1"/>
+      <w:numFmt w:val="lowerRoman"/>
+      <w:lvlText w:val="%3."/>
+      <w:lvlJc w:val="right"/>
+      <w:pPr>
+        <w:ind w:left="2160" w:hanging="180"/>
+      </w:pPr>
+    </w:lvl>
+    <w:lvl w:ilvl="3" w:tplc="0809000F" w:tentative="1">
+      <w:start w:val="1"/>
+      <w:numFmt w:val="decimal"/>
+      <w:lvlText w:val="%4."/>
+      <w:lvlJc w:val="left"/>
+      <w:pPr>
+        <w:ind w:left="2880" w:hanging="360"/>
+      </w:pPr>
+    </w:lvl>
+    <w:lvl w:ilvl="4" w:tplc="08090019" w:tentative="1">
+      <w:start w:val="1"/>
+      <w:numFmt w:val="lowerLetter"/>
+      <w:lvlText w:val="%5."/>
+      <w:lvlJc w:val="left"/>
+      <w:pPr>
+        <w:ind w:left="3600" w:hanging="360"/>
+      </w:pPr>
+    </w:lvl>
+    <w:lvl w:ilvl="5" w:tplc="0809001B" w:tentative="1">
+      <w:start w:val="1"/>
+      <w:numFmt w:val="lowerRoman"/>
+      <w:lvlText w:val="%6."/>
+      <w:lvlJc w:val="right"/>
+      <w:pPr>
+        <w:ind w:left="4320" w:hanging="180"/>
+      </w:pPr>
+    </w:lvl>
+    <w:lvl w:ilvl="6" w:tplc="0809000F" w:tentative="1">
+      <w:start w:val="1"/>
+      <w:numFmt w:val="decimal"/>
+      <w:lvlText w:val="%7."/>
+      <w:lvlJc w:val="left"/>
+      <w:pPr>
+        <w:ind w:left="5040" w:hanging="360"/>
+      </w:pPr>
+    </w:lvl>
+    <w:lvl w:ilvl="7" w:tplc="08090019" w:tentative="1">
+      <w:start w:val="1"/>
+      <w:numFmt w:val="lowerLetter"/>
+      <w:lvlText w:val="%8."/>
+      <w:lvlJc w:val="left"/>
+      <w:pPr>
+        <w:ind w:left="5760" w:hanging="360"/>
+      </w:pPr>
+    </w:lvl>
+    <w:lvl w:ilvl="8" w:tplc="0809001B" w:tentative="1">
+      <w:start w:val="1"/>
+      <w:numFmt w:val="lowerRoman"/>
+      <w:lvlText w:val="%9."/>
+      <w:lvlJc w:val="right"/>
+      <w:pPr>
+        <w:ind w:left="6480" w:hanging="180"/>
+      </w:pPr>
+    </w:lvl>
+  </w:abstractNum>
+  <w:num w:numId="1" w16cid:durableId="1802190536">
+    <w:abstractNumId w:val="1"/>
+  </w:num>
+  <w:num w:numId="2" w16cid:durableId="440615858">
+    <w:abstractNumId w:val="3"/>
+  </w:num>
+  <w:num w:numId="3" w16cid:durableId="1568032388">
+    <w:abstractNumId w:val="0"/>
+  </w:num>
+  <w:num w:numId="4" w16cid:durableId="768164303">
+    <w:abstractNumId w:val="2"/>
+  </w:num>
+</w:numbering>
 </file>
 
 <file path=word/styles.xml><?xml version="1.0" encoding="utf-8"?>
@@ -460,7 +1165,6 @@
     <w:next w:val="Normal"/>
     <w:link w:val="Heading2Char"/>
     <w:uiPriority w:val="9"/>
-    <w:semiHidden/>
     <w:unhideWhenUsed/>
     <w:qFormat/>
     <w:rsid w:val="00CF1DFF"/>
@@ -483,7 +1187,6 @@
     <w:next w:val="Normal"/>
     <w:link w:val="Heading3Char"/>
     <w:uiPriority w:val="9"/>
-    <w:semiHidden/>
     <w:unhideWhenUsed/>
     <w:qFormat/>
     <w:rsid w:val="00CF1DFF"/>
@@ -677,7 +1380,6 @@
     <w:basedOn w:val="DefaultParagraphFont"/>
     <w:link w:val="Heading2"/>
     <w:uiPriority w:val="9"/>
-    <w:semiHidden/>
     <w:rsid w:val="00CF1DFF"/>
     <w:rPr>
       <w:rFonts w:asciiTheme="majorHAnsi" w:eastAsiaTheme="majorEastAsia" w:hAnsiTheme="majorHAnsi" w:cstheme="majorBidi"/>
@@ -691,7 +1393,6 @@
     <w:basedOn w:val="DefaultParagraphFont"/>
     <w:link w:val="Heading3"/>
     <w:uiPriority w:val="9"/>
-    <w:semiHidden/>
     <w:rsid w:val="00CF1DFF"/>
     <w:rPr>
       <w:rFonts w:eastAsiaTheme="majorEastAsia" w:cstheme="majorBidi"/>
